--- a/Focus Group Materials/Artifact Packets/D2C_Athlete_Cover.docx
+++ b/Focus Group Materials/Artifact Packets/D2C_Athlete_Cover.docx
@@ -13,7 +13,7 @@
           <w:color w:val="000000"/>
           <w:sz w:val="40"/>
         </w:rPr>
-        <w:t>VIRTUSFOCUS FOCUS GROUP</w:t>
+        <w:t>"VirtusFocus" Focus Group</w:t>
       </w:r>
     </w:p>
     <w:p>

--- a/Focus Group Materials/Artifact Packets/D2C_Athlete_Cover.docx
+++ b/Focus Group Materials/Artifact Packets/D2C_Athlete_Cover.docx
@@ -172,7 +172,7 @@
           <w:rFonts w:ascii="Arial" w:hAnsi="Arial"/>
           <w:sz w:val="22"/>
         </w:rPr>
-        <w:t xml:space="preserve">  —  D2 women's softball, infielder. 12-week coaching arc.</w:t>
+        <w:t xml:space="preserve">  —  D2 women's softball, outfielder. 12-week coaching arc.</w:t>
       </w:r>
     </w:p>
     <w:p>

--- a/Focus Group Materials/Artifact Packets/D2C_Athlete_Cover.docx
+++ b/Focus Group Materials/Artifact Packets/D2C_Athlete_Cover.docx
@@ -121,7 +121,7 @@
           <w:i w:val="0"/>
           <w:sz w:val="22"/>
         </w:rPr>
-        <w:t>Real athlete-facing coaching output from three anonymized athletes. These are the messages, deep dives, and parent-facing notes the program actually delivers — not mockups, not summaries.</w:t>
+        <w:t>Real athlete-facing coaching output from three anonymized athletes, plus the system's baseline snapshot for one athlete (Day 1 starting point) and a sample team dashboard. These are the messages, deep dives, and parent-facing notes the program actually delivers. Not mockups, not summaries.</w:t>
       </w:r>
     </w:p>
     <w:p>
@@ -241,14 +241,49 @@
         <w:rPr>
           <w:rFonts w:ascii="Arial" w:hAnsi="Arial"/>
           <w:b/>
-          <w:sz w:val="22"/>
+          <w:sz w:val="20"/>
         </w:rPr>
         <w:t xml:space="preserve">1.  </w:t>
       </w:r>
       <w:r>
         <w:rPr>
           <w:rFonts w:ascii="Arial" w:hAnsi="Arial"/>
-          <w:sz w:val="22"/>
+          <w:sz w:val="20"/>
+        </w:rPr>
+        <w:t>Athlete A — Baseline Snapshot</w:t>
+      </w:r>
+    </w:p>
+    <w:p>
+      <w:pPr>
+        <w:spacing w:before="0" w:after="0"/>
+        <w:ind w:left="1440"/>
+      </w:pPr>
+      <w:r>
+        <w:rPr>
+          <w:rFonts w:ascii="Arial" w:hAnsi="Arial"/>
+          <w:i/>
+          <w:sz w:val="18"/>
+        </w:rPr>
+        <w:t>Day 1 starting point</w:t>
+      </w:r>
+    </w:p>
+    <w:p>
+      <w:pPr>
+        <w:spacing w:before="0" w:after="0"/>
+        <w:ind w:left="720"/>
+      </w:pPr>
+      <w:r>
+        <w:rPr>
+          <w:rFonts w:ascii="Arial" w:hAnsi="Arial"/>
+          <w:b/>
+          <w:sz w:val="20"/>
+        </w:rPr>
+        <w:t xml:space="preserve">2.  </w:t>
+      </w:r>
+      <w:r>
+        <w:rPr>
+          <w:rFonts w:ascii="Arial" w:hAnsi="Arial"/>
+          <w:sz w:val="20"/>
         </w:rPr>
         <w:t>Athlete A — 12-week progression visual</w:t>
       </w:r>
@@ -262,14 +297,14 @@
         <w:rPr>
           <w:rFonts w:ascii="Arial" w:hAnsi="Arial"/>
           <w:b/>
-          <w:sz w:val="22"/>
+          <w:sz w:val="20"/>
         </w:rPr>
-        <w:t xml:space="preserve">2.  </w:t>
+        <w:t xml:space="preserve">3.  </w:t>
       </w:r>
       <w:r>
         <w:rPr>
           <w:rFonts w:ascii="Arial" w:hAnsi="Arial"/>
-          <w:sz w:val="22"/>
+          <w:sz w:val="20"/>
         </w:rPr>
         <w:t>Athlete A — Week 7 Coaching Message</w:t>
       </w:r>
@@ -283,7 +318,7 @@
         <w:rPr>
           <w:rFonts w:ascii="Arial" w:hAnsi="Arial"/>
           <w:i/>
-          <w:sz w:val="20"/>
+          <w:sz w:val="18"/>
         </w:rPr>
         <w:t>first competitive failure</w:t>
       </w:r>
@@ -297,14 +332,14 @@
         <w:rPr>
           <w:rFonts w:ascii="Arial" w:hAnsi="Arial"/>
           <w:b/>
-          <w:sz w:val="22"/>
+          <w:sz w:val="20"/>
         </w:rPr>
-        <w:t xml:space="preserve">3.  </w:t>
+        <w:t xml:space="preserve">4.  </w:t>
       </w:r>
       <w:r>
         <w:rPr>
           <w:rFonts w:ascii="Arial" w:hAnsi="Arial"/>
-          <w:sz w:val="22"/>
+          <w:sz w:val="20"/>
         </w:rPr>
         <w:t>Athlete A — Week 12 Coaching Message</w:t>
       </w:r>
@@ -318,7 +353,7 @@
         <w:rPr>
           <w:rFonts w:ascii="Arial" w:hAnsi="Arial"/>
           <w:i/>
-          <w:sz w:val="20"/>
+          <w:sz w:val="18"/>
         </w:rPr>
         <w:t>peak moment</w:t>
       </w:r>
@@ -332,14 +367,14 @@
         <w:rPr>
           <w:rFonts w:ascii="Arial" w:hAnsi="Arial"/>
           <w:b/>
-          <w:sz w:val="22"/>
+          <w:sz w:val="20"/>
         </w:rPr>
-        <w:t xml:space="preserve">4.  </w:t>
+        <w:t xml:space="preserve">5.  </w:t>
       </w:r>
       <w:r>
         <w:rPr>
           <w:rFonts w:ascii="Arial" w:hAnsi="Arial"/>
-          <w:sz w:val="22"/>
+          <w:sz w:val="20"/>
         </w:rPr>
         <w:t>Athlete A — Week 12 Deep Dive</w:t>
       </w:r>
@@ -353,7 +388,7 @@
         <w:rPr>
           <w:rFonts w:ascii="Arial" w:hAnsi="Arial"/>
           <w:i/>
-          <w:sz w:val="20"/>
+          <w:sz w:val="18"/>
         </w:rPr>
         <w:t>full analytical depth example</w:t>
       </w:r>
@@ -367,14 +402,49 @@
         <w:rPr>
           <w:rFonts w:ascii="Arial" w:hAnsi="Arial"/>
           <w:b/>
-          <w:sz w:val="22"/>
+          <w:sz w:val="20"/>
         </w:rPr>
-        <w:t xml:space="preserve">5.  </w:t>
+        <w:t xml:space="preserve">6.  </w:t>
       </w:r>
       <w:r>
         <w:rPr>
           <w:rFonts w:ascii="Arial" w:hAnsi="Arial"/>
-          <w:sz w:val="22"/>
+          <w:sz w:val="20"/>
+        </w:rPr>
+        <w:t>Athlete A — Week 12 Coach Insight</w:t>
+      </w:r>
+    </w:p>
+    <w:p>
+      <w:pPr>
+        <w:spacing w:before="0" w:after="0"/>
+        <w:ind w:left="1440"/>
+      </w:pPr>
+      <w:r>
+        <w:rPr>
+          <w:rFonts w:ascii="Arial" w:hAnsi="Arial"/>
+          <w:i/>
+          <w:sz w:val="18"/>
+        </w:rPr>
+        <w:t>coach-facing cross-audience reference</w:t>
+      </w:r>
+    </w:p>
+    <w:p>
+      <w:pPr>
+        <w:spacing w:before="0" w:after="0"/>
+        <w:ind w:left="720"/>
+      </w:pPr>
+      <w:r>
+        <w:rPr>
+          <w:rFonts w:ascii="Arial" w:hAnsi="Arial"/>
+          <w:b/>
+          <w:sz w:val="20"/>
+        </w:rPr>
+        <w:t xml:space="preserve">7.  </w:t>
+      </w:r>
+      <w:r>
+        <w:rPr>
+          <w:rFonts w:ascii="Arial" w:hAnsi="Arial"/>
+          <w:sz w:val="20"/>
         </w:rPr>
         <w:t>Athlete A — Week 12 Parent Coaching Message</w:t>
       </w:r>
@@ -388,7 +458,7 @@
         <w:rPr>
           <w:rFonts w:ascii="Arial" w:hAnsi="Arial"/>
           <w:i/>
-          <w:sz w:val="20"/>
+          <w:sz w:val="18"/>
         </w:rPr>
         <w:t>parent-facing perspective</w:t>
       </w:r>
@@ -402,14 +472,14 @@
         <w:rPr>
           <w:rFonts w:ascii="Arial" w:hAnsi="Arial"/>
           <w:b/>
-          <w:sz w:val="22"/>
+          <w:sz w:val="20"/>
         </w:rPr>
-        <w:t xml:space="preserve">6.  </w:t>
+        <w:t xml:space="preserve">8.  </w:t>
       </w:r>
       <w:r>
         <w:rPr>
           <w:rFonts w:ascii="Arial" w:hAnsi="Arial"/>
-          <w:sz w:val="22"/>
+          <w:sz w:val="20"/>
         </w:rPr>
         <w:t>Athlete B — 10-week progression visual</w:t>
       </w:r>
@@ -423,14 +493,14 @@
         <w:rPr>
           <w:rFonts w:ascii="Arial" w:hAnsi="Arial"/>
           <w:b/>
-          <w:sz w:val="22"/>
+          <w:sz w:val="20"/>
         </w:rPr>
-        <w:t xml:space="preserve">7.  </w:t>
+        <w:t xml:space="preserve">9.  </w:t>
       </w:r>
       <w:r>
         <w:rPr>
           <w:rFonts w:ascii="Arial" w:hAnsi="Arial"/>
-          <w:sz w:val="22"/>
+          <w:sz w:val="20"/>
         </w:rPr>
         <w:t>Athlete B — Week 10 Coaching Message</w:t>
       </w:r>
@@ -444,7 +514,7 @@
         <w:rPr>
           <w:rFonts w:ascii="Arial" w:hAnsi="Arial"/>
           <w:i/>
-          <w:sz w:val="20"/>
+          <w:sz w:val="18"/>
         </w:rPr>
         <w:t>final week + phase advancement</w:t>
       </w:r>
@@ -458,14 +528,14 @@
         <w:rPr>
           <w:rFonts w:ascii="Arial" w:hAnsi="Arial"/>
           <w:b/>
-          <w:sz w:val="22"/>
+          <w:sz w:val="20"/>
         </w:rPr>
-        <w:t xml:space="preserve">8.  </w:t>
+        <w:t xml:space="preserve">10.  </w:t>
       </w:r>
       <w:r>
         <w:rPr>
           <w:rFonts w:ascii="Arial" w:hAnsi="Arial"/>
-          <w:sz w:val="22"/>
+          <w:sz w:val="20"/>
         </w:rPr>
         <w:t>Athlete C — Week 1 Parent Coaching Message</w:t>
       </w:r>
@@ -479,9 +549,44 @@
         <w:rPr>
           <w:rFonts w:ascii="Arial" w:hAnsi="Arial"/>
           <w:i/>
+          <w:sz w:val="18"/>
+        </w:rPr>
+        <w:t>HS-context parent exemplar</w:t>
+      </w:r>
+    </w:p>
+    <w:p>
+      <w:pPr>
+        <w:spacing w:before="0" w:after="0"/>
+        <w:ind w:left="720"/>
+      </w:pPr>
+      <w:r>
+        <w:rPr>
+          <w:rFonts w:ascii="Arial" w:hAnsi="Arial"/>
+          <w:b/>
           <w:sz w:val="20"/>
         </w:rPr>
-        <w:t>HS-context parent exemplar</w:t>
+        <w:t xml:space="preserve">11.  </w:t>
+      </w:r>
+      <w:r>
+        <w:rPr>
+          <w:rFonts w:ascii="Arial" w:hAnsi="Arial"/>
+          <w:sz w:val="20"/>
+        </w:rPr>
+        <w:t>Sample Team Snapshot</w:t>
+      </w:r>
+    </w:p>
+    <w:p>
+      <w:pPr>
+        <w:spacing w:before="0" w:after="0"/>
+        <w:ind w:left="1440"/>
+      </w:pPr>
+      <w:r>
+        <w:rPr>
+          <w:rFonts w:ascii="Arial" w:hAnsi="Arial"/>
+          <w:i/>
+          <w:sz w:val="18"/>
+        </w:rPr>
+        <w:t>institutional aggregate dashboard</w:t>
       </w:r>
     </w:p>
     <w:p>
